--- a/Ceee-Ebc/E705-1Mq.docx
+++ b/Ceee-Ebc/E705-1Mq.docx
@@ -17,7 +17,7 @@
     <w:p>
       <w:pPr>
         <w:pStyle w:val="close"/>
-        <w:spacing w:before="3120" w:after="0"/>
+        <w:spacing w:before="1200" w:after="0"/>
         <w:ind w:left="0" w:right="0" w:firstLine="284"/>
         <w:jc w:val="center"/>
         <w:rPr>
@@ -36,47 +36,122 @@
           <w:sz w:val="26"/>
           <w:szCs w:val="26"/>
         </w:rPr>
-        <w:t xml:space="preserve">We have yet to find an electronically readable transcript for the Ge’ez text of this book </w:t>
-      </w:r>
-      <w:r>
-        <w:rPr>
-          <w:rFonts w:ascii="Abyssinica SIL" w:hAnsi="Abyssinica SIL" w:cs="Abyssinica SIL"/>
-          <w:i/>
-          <w:iCs/>
-          <w:sz w:val="26"/>
-          <w:szCs w:val="26"/>
-        </w:rPr>
-        <w:br/>
-      </w:r>
-      <w:r>
-        <w:rPr>
-          <w:rFonts w:ascii="Abyssinica SIL" w:hAnsi="Abyssinica SIL" w:cs="Abyssinica SIL"/>
-          <w:i/>
-          <w:iCs/>
-          <w:sz w:val="26"/>
-          <w:szCs w:val="26"/>
-        </w:rPr>
-        <w:t>(</w:t>
-      </w:r>
-      <w:r>
-        <w:rPr>
-          <w:rFonts w:ascii="Abyssinica SIL" w:hAnsi="Abyssinica SIL" w:cs="Abyssinica SIL"/>
-          <w:i/>
-          <w:iCs/>
-          <w:sz w:val="26"/>
-          <w:szCs w:val="26"/>
-        </w:rPr>
-        <w:t>British Library Or. 506</w:t>
-      </w:r>
-      <w:r>
-        <w:rPr>
-          <w:rFonts w:ascii="Abyssinica SIL" w:hAnsi="Abyssinica SIL" w:cs="Abyssinica SIL"/>
-          <w:i/>
-          <w:iCs/>
-          <w:sz w:val="26"/>
-          <w:szCs w:val="26"/>
-        </w:rPr>
-        <w:t>, folia 4r–53r)</w:t>
+        <w:t>The British Library has posted images of</w:t>
+      </w:r>
+      <w:r>
+        <w:rPr>
+          <w:rFonts w:ascii="Abyssinica SIL" w:hAnsi="Abyssinica SIL" w:cs="Abyssinica SIL"/>
+          <w:i/>
+          <w:iCs/>
+          <w:sz w:val="26"/>
+          <w:szCs w:val="26"/>
+        </w:rPr>
+        <w:t xml:space="preserve"> an 18</w:t>
+      </w:r>
+      <w:r>
+        <w:rPr>
+          <w:rFonts w:ascii="Abyssinica SIL" w:hAnsi="Abyssinica SIL" w:cs="Abyssinica SIL"/>
+          <w:i/>
+          <w:iCs/>
+          <w:sz w:val="26"/>
+          <w:szCs w:val="26"/>
+          <w:vertAlign w:val="superscript"/>
+        </w:rPr>
+        <w:t>th</w:t>
+      </w:r>
+      <w:r>
+        <w:rPr>
+          <w:rFonts w:ascii="Abyssinica SIL" w:hAnsi="Abyssinica SIL" w:cs="Abyssinica SIL"/>
+          <w:i/>
+          <w:iCs/>
+          <w:sz w:val="26"/>
+          <w:szCs w:val="26"/>
+        </w:rPr>
+        <w:t xml:space="preserve"> Century MS</w:t>
+      </w:r>
+      <w:r>
+        <w:rPr>
+          <w:rFonts w:ascii="Abyssinica SIL" w:hAnsi="Abyssinica SIL" w:cs="Abyssinica SIL"/>
+          <w:i/>
+          <w:iCs/>
+          <w:sz w:val="26"/>
+          <w:szCs w:val="26"/>
+        </w:rPr>
+        <w:t xml:space="preserve"> </w:t>
+      </w:r>
+      <w:r>
+        <w:rPr>
+          <w:rFonts w:ascii="Abyssinica SIL" w:hAnsi="Abyssinica SIL" w:cs="Abyssinica SIL"/>
+          <w:i/>
+          <w:iCs/>
+          <w:sz w:val="26"/>
+          <w:szCs w:val="26"/>
+        </w:rPr>
+        <w:t>containing</w:t>
+      </w:r>
+      <w:r>
+        <w:rPr>
+          <w:rFonts w:ascii="Abyssinica SIL" w:hAnsi="Abyssinica SIL" w:cs="Abyssinica SIL"/>
+          <w:i/>
+          <w:iCs/>
+          <w:sz w:val="26"/>
+          <w:szCs w:val="26"/>
+        </w:rPr>
+        <w:t xml:space="preserve"> </w:t>
+      </w:r>
+      <w:r>
+        <w:rPr>
+          <w:rFonts w:ascii="Abyssinica SIL" w:hAnsi="Abyssinica SIL" w:cs="Abyssinica SIL"/>
+          <w:i/>
+          <w:iCs/>
+          <w:sz w:val="26"/>
+          <w:szCs w:val="26"/>
+        </w:rPr>
+        <w:t>the</w:t>
+      </w:r>
+      <w:r>
+        <w:rPr>
+          <w:rFonts w:ascii="Abyssinica SIL" w:hAnsi="Abyssinica SIL" w:cs="Abyssinica SIL"/>
+          <w:i/>
+          <w:iCs/>
+          <w:sz w:val="26"/>
+          <w:szCs w:val="26"/>
+        </w:rPr>
+        <w:t xml:space="preserve"> Ge’ez text of this book (</w:t>
+      </w:r>
+      <w:hyperlink r:id="rId4" w:anchor="?manifest=https://bl.digirati.io/iiif/ark:/81055/vdc_100132596830.0x000001" w:tooltip="First page of the Text" w:history="1">
+        <w:r>
+          <w:rPr>
+            <w:rStyle w:val="Hyperlink"/>
+            <w:rFonts w:ascii="Abyssinica SIL" w:hAnsi="Abyssinica SIL" w:cs="Abyssinica SIL"/>
+            <w:i/>
+            <w:iCs/>
+            <w:sz w:val="26"/>
+            <w:szCs w:val="26"/>
+          </w:rPr>
+          <w:t xml:space="preserve">BL </w:t>
+        </w:r>
+        <w:r>
+          <w:rPr>
+            <w:rStyle w:val="Hyperlink"/>
+            <w:rFonts w:ascii="Abyssinica SIL" w:hAnsi="Abyssinica SIL" w:cs="Abyssinica SIL"/>
+            <w:i/>
+            <w:iCs/>
+            <w:sz w:val="26"/>
+            <w:szCs w:val="26"/>
+          </w:rPr>
+          <w:t>Or. 506, folia 4r–53r</w:t>
+        </w:r>
+      </w:hyperlink>
+      <w:r>
+        <w:rPr>
+          <w:rFonts w:ascii="Abyssinica SIL" w:hAnsi="Abyssinica SIL" w:cs="Abyssinica SIL"/>
+          <w:i/>
+          <w:iCs/>
+          <w:sz w:val="26"/>
+          <w:szCs w:val="26"/>
+        </w:rPr>
+        <w:t>)</w:t>
       </w:r>
       <w:r>
         <w:rPr>
@@ -87,6 +162,26 @@
           <w:szCs w:val="26"/>
         </w:rPr>
         <w:t>.</w:t>
+      </w:r>
+      <w:r>
+        <w:rPr>
+          <w:rFonts w:ascii="Abyssinica SIL" w:hAnsi="Abyssinica SIL" w:cs="Abyssinica SIL"/>
+          <w:i/>
+          <w:iCs/>
+          <w:sz w:val="26"/>
+          <w:szCs w:val="26"/>
+        </w:rPr>
+        <w:t xml:space="preserve"> </w:t>
+      </w:r>
+      <w:r>
+        <w:rPr>
+          <w:rFonts w:ascii="Abyssinica SIL" w:hAnsi="Abyssinica SIL" w:cs="Abyssinica SIL"/>
+          <w:i/>
+          <w:iCs/>
+          <w:sz w:val="26"/>
+          <w:szCs w:val="26"/>
+        </w:rPr>
+        <w:t>We are currently working on the best way to extract/digitize this text.</w:t>
       </w:r>
     </w:p>
     <w:sectPr>
@@ -507,6 +602,27 @@
       <w:lang w:eastAsia="en-GB" w:bidi="he-IL"/>
     </w:rPr>
   </w:style>
+  <w:style w:type="character" w:styleId="Hyperlink">
+    <w:name w:val="Hyperlink"/>
+    <w:basedOn w:val="DefaultParagraphFont"/>
+    <w:rsid w:val="00A92503"/>
+    <w:rPr>
+      <w:color w:val="467886" w:themeColor="hyperlink"/>
+      <w:u w:val="single"/>
+    </w:rPr>
+  </w:style>
+  <w:style w:type="character" w:styleId="UnresolvedMention">
+    <w:name w:val="Unresolved Mention"/>
+    <w:basedOn w:val="DefaultParagraphFont"/>
+    <w:uiPriority w:val="99"/>
+    <w:semiHidden/>
+    <w:unhideWhenUsed/>
+    <w:rsid w:val="00A92503"/>
+    <w:rPr>
+      <w:color w:val="605E5C"/>
+      <w:shd w:val="clear" w:color="auto" w:fill="E1DFDD"/>
+    </w:rPr>
+  </w:style>
 </w:styles>
 </file>
 
